--- a/policies/build/rewrite_reference/HCO_ROM_6_v2_REWRITE_DRAFT.docx
+++ b/policies/build/rewrite_reference/HCO_ROM_6_v2_REWRITE_DRAFT.docx
@@ -1124,7 +1124,7 @@
                 <w:b w:val="false"/>
                 <w:bCs w:val="false"/>
               </w:rPr>
-              <w:t xml:space="preserve">Holds the wider governance duties assigned under ROM.1.</w:t>
+              <w:t xml:space="preserve">Holds the wider governance duties covered in other hospital policies.</w:t>
             </w:r>
           </w:p>
         </w:tc>
@@ -2566,7 +2566,7 @@
                 <w:b w:val="false"/>
                 <w:bCs w:val="false"/>
               </w:rPr>
-              <w:t xml:space="preserve">Section 3; 5.1; Section 6 Stop-work</w:t>
+              <w:t xml:space="preserve">Section 3; 5.1</w:t>
             </w:r>
           </w:p>
         </w:tc>
@@ -2648,7 +2648,7 @@
                 <w:b w:val="false"/>
                 <w:bCs w:val="false"/>
               </w:rPr>
-              <w:t xml:space="preserve">Section 3; 5.2; Section 6 Stop-work</w:t>
+              <w:t xml:space="preserve">Section 3; 5.2</w:t>
             </w:r>
           </w:p>
         </w:tc>
@@ -2730,7 +2730,7 @@
                 <w:b w:val="false"/>
                 <w:bCs w:val="false"/>
               </w:rPr>
-              <w:t xml:space="preserve">Section 3; 5.3; Section 6 Stop-work</w:t>
+              <w:t xml:space="preserve">Section 3; 5.3</w:t>
             </w:r>
           </w:p>
         </w:tc>
@@ -2976,7 +2976,7 @@
                 <w:b w:val="false"/>
                 <w:bCs w:val="false"/>
               </w:rPr>
-              <w:t xml:space="preserve">Section 3; 5.6; Section 6 Stop-work</w:t>
+              <w:t xml:space="preserve">Section 3; 5.6</w:t>
             </w:r>
           </w:p>
         </w:tc>
@@ -3349,19 +3349,6 @@
     </w:p>
     <w:p>
       <w:pPr>
-        <w:pStyle w:val="ListParagraph"/>
-        <w:numPr>
-          <w:ilvl w:val="0"/>
-          <w:numId w:val="1"/>
-        </w:numPr>
-        <w:spacing w:after="80"/>
-      </w:pPr>
-      <w:r>
-        <w:t xml:space="preserve">Internal hospital documents: governance role document, ethics framework, sustainability programme, applicable-law register, risk-management plan, and outsourcing agreements named under ROM.6.</w:t>
-      </w:r>
-    </w:p>
-    <w:p>
-      <w:pPr>
         <w:pStyle w:val="Heading1"/>
         <w:spacing w:after="150" w:before="300"/>
       </w:pPr>
@@ -3374,7 +3361,7 @@
         <w:spacing w:after="150"/>
       </w:pPr>
       <w:r>
-        <w:t xml:space="preserve">This document is a template prepared for the guidance of «Hospital Name» and must be reviewed, adapted and formally approved by «Hospital Name» before use. Every entry marked [Hospital to define] must be replaced with the hospital's own decision; a document issued with those markers left in place is not an approved policy.</w:t>
+        <w:t xml:space="preserve">This document is a template prepared for the guidance of «Hospital Name» and must be reviewed, adapted and formally approved by «Hospital Name» before use. Every entry marked ________ must be completed before the document is issued.</w:t>
       </w:r>
     </w:p>
     <w:p>
